--- a/Cover_Letters/Shinoy_Capgemini_Engineering_Senior_DevOps_Engineer_Cover_Letter.docx
+++ b/Cover_Letters/Shinoy_Capgemini_Engineering_Senior_DevOps_Engineer_Cover_Letter.docx
@@ -14,7 +14,7 @@
     </w:p>
     <w:p>
       <w:r>
-        <w:t>October 11, 2026</w:t>
+        <w:t>October 24, 2026</w:t>
       </w:r>
     </w:p>
     <w:p>
@@ -35,7 +35,12 @@
     </w:p>
     <w:p>
       <w:r>
-        <w:t>I have spent over eight years working with automation frameworks, CI/CD pipelines, and cloud environments like AWS and Terraform. I appreciate how Capgemini Engineering brings together multidisciplinary teams to build reliable technical platforms across different sectors, and I am glad to see the strong focus on learning and development here.</w:t>
+        <w:t>Looking at the senior DevOps role at Capgemini Engineering, I see a strong fit with my background in building CI/CD pipelines and managing cloud infrastructure. In my recent work, I have focused on setting up reliable deployment processes using Terraform, AWS, and Jenkins while helping teams improve their automation setups. I also use tools like Gemini Code Assist to speed up script creation when it makes sense for the task.</w:t>
+      </w:r>
+    </w:p>
+    <w:p>
+      <w:r>
+        <w:t>I am comfortable working across different technologies and collaborating with multi-disciplinary groups to build stable systems. I would enjoy contributing my experience to the engineering community at Capgemini.</w:t>
       </w:r>
     </w:p>
     <w:p>
